--- a/data/notesSpeciesSucession.docx
+++ b/data/notesSpeciesSucession.docx
@@ -197,6 +197,8 @@
       <w:proofErr w:type="spellStart"/>
       <w:r>
         <w:rPr>
+          <w:b/>
+          <w:bCs/>
           <w:lang w:val="en-CA"/>
         </w:rPr>
         <w:t>Abies</w:t>
@@ -204,6 +206,8 @@
       <w:proofErr w:type="spellEnd"/>
       <w:r>
         <w:rPr>
+          <w:b/>
+          <w:bCs/>
           <w:lang w:val="en-CA"/>
         </w:rPr>
         <w:t xml:space="preserve"> </w:t>
@@ -211,6 +215,8 @@
       <w:proofErr w:type="spellStart"/>
       <w:r>
         <w:rPr>
+          <w:b/>
+          <w:bCs/>
           <w:lang w:val="en-CA"/>
         </w:rPr>
         <w:t>balsamea</w:t>
@@ -220,7 +226,13 @@
         <w:rPr>
           <w:lang w:val="en-CA"/>
         </w:rPr>
-        <w:t xml:space="preserve">: </w:t>
+        <w:t>:</w:t>
+      </w:r>
+      <w:r>
+        <w:rPr>
+          <w:lang w:val="en-CA"/>
+        </w:rPr>
+        <w:br/>
       </w:r>
       <w:hyperlink r:id="rId5" w:history="1">
         <w:r>
@@ -377,14 +389,11 @@
       </w:pPr>
     </w:p>
     <w:p>
-      <w:pPr>
-        <w:rPr>
-          <w:lang w:val="en-CA"/>
-        </w:rPr>
-      </w:pPr>
       <w:proofErr w:type="spellStart"/>
       <w:r>
         <w:rPr>
+          <w:b/>
+          <w:bCs/>
           <w:lang w:val="en-CA"/>
         </w:rPr>
         <w:t>Picea</w:t>
@@ -392,6 +401,8 @@
       <w:proofErr w:type="spellEnd"/>
       <w:r>
         <w:rPr>
+          <w:b/>
+          <w:bCs/>
           <w:lang w:val="en-CA"/>
         </w:rPr>
         <w:t xml:space="preserve"> </w:t>
@@ -399,6 +410,8 @@
       <w:proofErr w:type="spellStart"/>
       <w:r>
         <w:rPr>
+          <w:b/>
+          <w:bCs/>
           <w:lang w:val="en-CA"/>
         </w:rPr>
         <w:t>engelmannii</w:t>
@@ -406,17 +419,40 @@
       <w:proofErr w:type="spellEnd"/>
       <w:r>
         <w:rPr>
+          <w:b/>
+          <w:bCs/>
           <w:lang w:val="en-CA"/>
         </w:rPr>
         <w:t xml:space="preserve">: </w:t>
       </w:r>
+    </w:p>
+    <w:p>
+      <w:pPr>
+        <w:rPr>
+          <w:lang w:val="en-CA"/>
+        </w:rPr>
+      </w:pPr>
       <w:hyperlink r:id="rId6" w:history="1">
         <w:r>
           <w:rPr>
             <w:rStyle w:val="Hyperlink"/>
             <w:lang w:val="en-CA"/>
           </w:rPr>
-          <w:t>https://www.fs.fed.us/database/feis/plants/tree/piceng/all.html#FIRE%20ECOLOGY</w:t>
+          <w:t>https://www.fs.fed.us/database/feis/plants/tree/piceng/a</w:t>
+        </w:r>
+        <w:r>
+          <w:rPr>
+            <w:rStyle w:val="Hyperlink"/>
+            <w:lang w:val="en-CA"/>
+          </w:rPr>
+          <w:t>l</w:t>
+        </w:r>
+        <w:r>
+          <w:rPr>
+            <w:rStyle w:val="Hyperlink"/>
+            <w:lang w:val="en-CA"/>
+          </w:rPr>
+          <w:t>l.html#FIRE%20ECOLOGY</w:t>
         </w:r>
       </w:hyperlink>
     </w:p>
@@ -443,6 +479,7 @@
         <w:rPr>
           <w:lang w:val="en-CA"/>
         </w:rPr>
+        <w:lastRenderedPageBreak/>
         <w:t>are usually classified as subalpine fir climax series habitat types.  In</w:t>
       </w:r>
     </w:p>
@@ -469,7 +506,6 @@
         <w:rPr>
           <w:lang w:val="en-CA"/>
         </w:rPr>
-        <w:lastRenderedPageBreak/>
         <w:t>outnumber Engelmann spruce seedlings because they are more shade</w:t>
       </w:r>
     </w:p>
@@ -769,6 +805,8 @@
       <w:proofErr w:type="spellStart"/>
       <w:r>
         <w:rPr>
+          <w:b/>
+          <w:bCs/>
           <w:lang w:val="en-CA"/>
         </w:rPr>
         <w:t>Picea</w:t>
@@ -776,9 +814,20 @@
       <w:proofErr w:type="spellEnd"/>
       <w:r>
         <w:rPr>
-          <w:lang w:val="en-CA"/>
-        </w:rPr>
-        <w:t xml:space="preserve"> glauca: </w:t>
+          <w:b/>
+          <w:bCs/>
+          <w:lang w:val="en-CA"/>
+        </w:rPr>
+        <w:t xml:space="preserve"> glauca:</w:t>
+      </w:r>
+      <w:r>
+        <w:rPr>
+          <w:lang w:val="en-CA"/>
+        </w:rPr>
+        <w:t xml:space="preserve"> </w:t>
+      </w:r>
+      <w:r>
+        <w:br/>
       </w:r>
       <w:hyperlink r:id="rId7" w:history="1">
         <w:r>
@@ -800,6 +849,7 @@
         <w:rPr>
           <w:lang w:val="en-CA"/>
         </w:rPr>
+        <w:lastRenderedPageBreak/>
         <w:t>White spruce is generally considered a mid- to late-successional species [79,172,177,192,244,375], but it occurs in all stages of boreal forest succession. White spruce often colonizes recently disturbed sites [169,170,328,329,336] (see Seedling establishment) but it is also shade tolerant [178</w:t>
       </w:r>
       <w:proofErr w:type="gramStart"/>
@@ -814,14 +864,7 @@
         <w:rPr>
           <w:lang w:val="en-CA"/>
         </w:rPr>
-        <w:t xml:space="preserve"> can establish years or decades after disturbance [17,34,67,145,330,429]. White spruce seedlings often persist in the understory for extended periods before emerging to the canopy [263,463]. White spruce typically </w:t>
-      </w:r>
-      <w:r>
-        <w:rPr>
-          <w:lang w:val="en-CA"/>
-        </w:rPr>
-        <w:lastRenderedPageBreak/>
-        <w:t xml:space="preserve">becomes dominant when </w:t>
+        <w:t xml:space="preserve"> can establish years or decades after disturbance [17,34,67,145,330,429]. White spruce seedlings often persist in the understory for extended periods before emerging to the canopy [263,463]. White spruce typically becomes dominant when </w:t>
       </w:r>
       <w:proofErr w:type="gramStart"/>
       <w:r>
@@ -859,44 +902,48 @@
       </w:pPr>
     </w:p>
     <w:p>
-      <w:pPr>
-        <w:rPr>
+      <w:proofErr w:type="spellStart"/>
+      <w:r>
+        <w:rPr>
+          <w:b/>
+          <w:bCs/>
           <w:lang w:val="pt-PT"/>
         </w:rPr>
-      </w:pPr>
+        <w:t>Pseudotsuga</w:t>
+      </w:r>
+      <w:proofErr w:type="spellEnd"/>
+      <w:r>
+        <w:rPr>
+          <w:b/>
+          <w:bCs/>
+          <w:lang w:val="pt-PT"/>
+        </w:rPr>
+        <w:t xml:space="preserve"> </w:t>
+      </w:r>
       <w:proofErr w:type="spellStart"/>
       <w:r>
         <w:rPr>
+          <w:b/>
+          <w:bCs/>
           <w:lang w:val="pt-PT"/>
         </w:rPr>
-        <w:t>Pseudotsuga</w:t>
+        <w:t>menziensii</w:t>
       </w:r>
       <w:proofErr w:type="spellEnd"/>
       <w:r>
         <w:rPr>
+          <w:b/>
+          <w:bCs/>
           <w:lang w:val="pt-PT"/>
         </w:rPr>
-        <w:t xml:space="preserve"> </w:t>
-      </w:r>
-      <w:proofErr w:type="spellStart"/>
-      <w:r>
-        <w:rPr>
-          <w:lang w:val="pt-PT"/>
-        </w:rPr>
-        <w:t>menziensii</w:t>
-      </w:r>
-      <w:proofErr w:type="spellEnd"/>
-      <w:r>
-        <w:rPr>
-          <w:lang w:val="pt-PT"/>
-        </w:rPr>
         <w:t xml:space="preserve">: </w:t>
       </w:r>
+    </w:p>
+    <w:p>
       <w:hyperlink r:id="rId8" w:history="1">
         <w:r>
           <w:rPr>
             <w:rStyle w:val="Hyperlink"/>
-            <w:lang w:val="pt-PT"/>
           </w:rPr>
           <w:t>https://www.fs.fed.us/database/feis/plants/tree/psemeng/all.html#BOTANICAL%20AND%20ECOLOGICAL%20CHARACTERISTICS</w:t>
         </w:r>
@@ -935,7 +982,11 @@
     </w:p>
     <w:p>
       <w:r>
-        <w:t xml:space="preserve">Rocky Mountain Douglas-fir is successional to ponderosa pine and Rocky Mountain lodgepole pine but, in the absence of major disturbance, the longer-lived ponderosa pine is codominant longer than Rocky Mountain lodgepole pine [3]. Rocky Mountain Douglas-fir has invaded and increased on big sagebrush-grasslands because of decreased fire frequency, climate change, and grazing pressure [19,54]. The species has also expanded into grasslands and meadows of the southwestern United States; approximately 55% of high elevation meadows in the Jemez Mountains of northern New Mexico have been invaded by conifers since the early part of the century [68]. Rocky Mountain Douglas-fir is successional to quaking aspen and has, with other shade tolerant conifers, invaded quaking aspen stands where fire exclusion has reduced clonal reproduction [141]. Rocky Mountain Douglas-fir has also increased in open long-needled pine forests (Arizona pine, </w:t>
+        <w:t xml:space="preserve">Rocky Mountain Douglas-fir is successional to ponderosa pine and Rocky Mountain lodgepole pine but, in the absence of major disturbance, the longer-lived ponderosa pine is codominant longer than Rocky Mountain lodgepole pine [3]. Rocky Mountain Douglas-fir has invaded and increased on big sagebrush-grasslands because of decreased fire frequency, climate change, and grazing pressure [19,54]. The species has also expanded into grasslands and meadows of the southwestern United States; approximately 55% of high elevation meadows in the Jemez Mountains of northern New Mexico have been invaded by conifers since the early part of the century [68]. Rocky Mountain Douglas-fir is successional to quaking aspen and has, with other shade tolerant conifers, invaded quaking aspen </w:t>
+      </w:r>
+      <w:r>
+        <w:lastRenderedPageBreak/>
+        <w:t xml:space="preserve">stands where fire exclusion has reduced clonal reproduction [141]. Rocky Mountain Douglas-fir has also increased in open long-needled pine forests (Arizona pine, </w:t>
       </w:r>
       <w:proofErr w:type="spellStart"/>
       <w:r>
@@ -1375,6 +1426,7 @@
   <w:style w:type="character" w:default="1" w:styleId="DefaultParagraphFont">
     <w:name w:val="Default Paragraph Font"/>
     <w:uiPriority w:val="1"/>
+    <w:semiHidden/>
     <w:unhideWhenUsed/>
   </w:style>
   <w:style w:type="table" w:default="1" w:styleId="TableNormal">
@@ -1487,6 +1539,18 @@
     <w:rPr>
       <w:color w:val="605E5C"/>
       <w:shd w:val="clear" w:color="auto" w:fill="E1DFDD"/>
+    </w:rPr>
+  </w:style>
+  <w:style w:type="character" w:styleId="FollowedHyperlink">
+    <w:name w:val="FollowedHyperlink"/>
+    <w:basedOn w:val="DefaultParagraphFont"/>
+    <w:uiPriority w:val="99"/>
+    <w:semiHidden/>
+    <w:unhideWhenUsed/>
+    <w:rsid w:val="006A306B"/>
+    <w:rPr>
+      <w:color w:val="954F72" w:themeColor="followedHyperlink"/>
+      <w:u w:val="single"/>
     </w:rPr>
   </w:style>
 </w:styles>
